--- a/מוגבלות_וסיכון_רפלקציה_מרים.docx
+++ b/מוגבלות_וסיכון_רפלקציה_מרים.docx
@@ -217,7 +217,7 @@
           <w:szCs w:val="24"/>
           <w:rtl w:val="1"/>
         </w:rPr>
-        <w:t>נכנסתי לקורס עם תמונה די ברורה בראש, שילד או בוגר עם מוגבלות נמצא בסכנה, ושהתפקיד שלי כמי שנמצאת סביבו הוא בעיקר לשמור עליו. ככל שהתקדמנו הבנתי כמה התמונה הזאת חלקית. הנתון שקרן הציגה כבר בשיעור הראשון, ש-20 אחוז מנפגעי ההתעללות בישראל הם ילדים עם מוגבלות ושיעור הפגיעה בהם גבוה פי שניים, טלטל אותי. אבל מה שהכה בי באמת היה המשפט שהרבה מהפגיעות מתרחשות דווקא בתוך המסגרות שאמורות להגן, ושבגלל המוגבלות עצם הדיווח והחקירה נעשים קשים.</w:t>
+        <w:t>נכנסתי לקורס עם תמונה די ברורה בראש, שילד או בוגר עם מוגבלות נמצא בסכנה, ושהתפקיד שלי כמי שנמצאת סביבו הוא בעיקר לשמור עליו. ככל שהתקדמנו הבנתי כמה התמונה הזאת חלקית. הנתון שקרן הציגה כבר בשיעור הראשון, ש-20 אחוז מנפגעי ההתעללות בישראל הם ילדים עם מוגבלות ושיעור הפגיעה בהם גבוה פי שניים, טלטל אותי. אבל מה שהכה בי באמת היה המשפט שהרבה מהפגיעות מתרחשות דווקא בתוך המסגרות שאמורות להגן, ושבגלל המוגבלות עצם הדיווח והחקירה נעשים קשים. ישבתי מול השקף הזה והבנתי שכל מה שחשבתי שאני יודעת על הגנה דורש בדיקה מחדש.</w:t>
       </w:r>
     </w:p>
     <w:p>
@@ -235,7 +235,7 @@
           <w:szCs w:val="24"/>
           <w:rtl w:val="1"/>
         </w:rPr>
-        <w:t>כשהכנו עם הדיר את המצגת על בחור עם אוטיזם, "זה הילד שלי", ועסקנו בפרשת מעון בני ציון ובדוח ועדת דותן, ההבנה הזאת הפכה למוחשית עד כאב. מקום שהיה אמור לתת בית הפך לזירה של התעללות ממושכת, ואיש לא עצר אותה במשך שנים, בין השאר משום שלדיירים לא היו המילים או הכוח להשמיע את קולם. פתאום ראיתי שהסיכון לא נולד בתוך הבחור עם האוטיזם. הוא נוצר במפגש בינו לבין סביבה שלא ראתה אותו, ובתלות המוחלטת שלו באנשים שהיו אמורים לשמור עליו ופגעו בו.</w:t>
+        <w:t>הדבר השני שהקורס חידש לי הוא הדגש על מוגבלויות בלתי נראות, על לקויות למידה ועל אוטיזם. עד היום נטיתי לזהות סיכון רק כשהוא בולט לעין, ולמדתי שדווקא הקושי שלא רואים אותו מבחוץ הוא לעיתים המסוכן ביותר, כי הוא לא מזמין את ההגנה שהוא צריך. קרן חזרה והדגישה שהקורס מבקש להבין את התהליכים שמובילים אדם למצב סיכון, ולא רק להצביע על הקושי שלו. זה שינה לי את השאלה, מ"מה לא בסדר אצל הילד" ל"מה קרה בדרך שהביא אותו לכאן". הדרישה להביא דוגמה משלנו לכל מפגש הכריחה אותי לבדוק את התבנית הזאת שוב ושוב על מקרים אמיתיים.</w:t>
       </w:r>
     </w:p>
     <w:p>
@@ -253,7 +253,43 @@
           <w:szCs w:val="24"/>
           <w:rtl w:val="1"/>
         </w:rPr>
-        <w:t>הדבר שחידש לי יותר מכול הוא המתח בין הרצון להגן לבין הזכות של אדם לנהל את חייו בעצמו. עד הקורס לא חשבתי על מחיר של הגנה. היום ברור לי שכל פעם שמישהו מחליט במקום אדם עם מוגבלות בשם הביטחון, הוא גם לוקח ממנו נתח מהיכולת להיות בעל הבית על חייו. הפרשה שלמדנו הראתה לי גם את הצד השני של המטבע, שדווקא הגנת יתר בתוך מסגרת סגורה, בלי עיניים מבחוץ ובלי קול לדיירים, היא זו שאפשרה את הפגיעה.</w:t>
+        <w:t>כשהכנו עם הדיר את המצגת על בחור עם אוטיזם, "זה הילד שלי", ועסקנו בפרשת מעון בני ציון ובדוח ועדת דותן, ההבנה הזאת הפכה למוחשית עד כאב. מקום שהיה אמור לתת בית הפך לזירה של התעללות ממושכת, ואיש לא עצר אותה במשך שנים, בין השאר משום שלדיירים לא היו המילים או הכוח להשמיע את קולם. פתאום ראיתי שהסיכון לא נולד בתוך הבחור עם האוטיזם. הוא נוצר במפגש בינו לבין סביבה שלא ראתה אותו, ובתלות המוחלטת שלו באנשים שהיו אמורים לשמור עליו ופגעו בו. העבודה על המצגת לא הייתה בשבילי עוד מטלה, היא הפכה את הנתונים היבשים לפרצוף של אדם.</w:t>
+      </w:r>
+    </w:p>
+    <w:p>
+      <w:pPr>
+        <w:bidi w:val="1"/>
+        <w:spacing w:line="360" w:lineRule="auto" w:after="160"/>
+        <w:jc w:val="both"/>
+      </w:pPr>
+      <w:r>
+        <w:rPr>
+          <w:rFonts w:ascii="David" w:hAnsi="David" w:cs="David"/>
+          <w:b w:val="0"/>
+          <w:i w:val="0"/>
+          <w:sz w:val="24"/>
+          <w:szCs w:val="24"/>
+          <w:rtl w:val="1"/>
+        </w:rPr>
+        <w:t>הדבר שחידש לי יותר מכול הוא המתח בין הרצון להגן לבין הזכות של אדם לנהל את חייו בעצמו. עד הקורס לא חשבתי על מחיר של הגנה. היום ברור לי שכל פעם שמישהו מחליט במקום אדם עם מוגבלות בשם הביטחון, הוא גם לוקח ממנו נתח מהיכולת להיות בעל הבית על חייו. הפרשה שלמדנו הראתה לי גם את הצד השני של המטבע, שדווקא הגנת יתר בתוך מסגרת סגורה, בלי עיניים מבחוץ ובלי קול לדיירים, היא זו שאפשרה את הפגיעה. במקום להרגיע אותי, ההבנה הזאת השאירה אותי עם אי נוחות שאני חושבת שדווקא טובה לי.</w:t>
+      </w:r>
+    </w:p>
+    <w:p>
+      <w:pPr>
+        <w:bidi w:val="1"/>
+        <w:spacing w:line="360" w:lineRule="auto" w:after="160"/>
+        <w:jc w:val="both"/>
+      </w:pPr>
+      <w:r>
+        <w:rPr>
+          <w:rFonts w:ascii="David" w:hAnsi="David" w:cs="David"/>
+          <w:b w:val="0"/>
+          <w:i w:val="0"/>
+          <w:sz w:val="24"/>
+          <w:szCs w:val="24"/>
+          <w:rtl w:val="1"/>
+        </w:rPr>
+        <w:t>היה לי גם רגע לא נעים של הסתכלות פנימה. נזכרתי בפעמים שבהן מיהרתי להחליט במקום מישהו כי ככה היה לי יותר בטוח ויותר קל, ואמרתי לעצמי שאני עושה את זה למענו. הקורס אילץ אותי להודות שלפעמים ההגנה שאני נותנת היא בעצם נוחות שלי, לא צורך שלו. זה לא נעים לכתוב את זה, אבל זו אולי התובנה הכי חשובה שאני לוקחת.</w:t>
       </w:r>
     </w:p>
     <w:p>
@@ -330,7 +366,7 @@
           <w:szCs w:val="24"/>
           <w:rtl w:val="1"/>
         </w:rPr>
-        <w:t>הנושא שבחרתי להעמיק בו צמח ישירות מהעבודה שלנו על מעון בני ציון, המתח בין החובה להגן על אדם עם אוטיזם לבין הזכות שלו להחליט על חייו. נקודת המוצא היא שהחשיפה לסיכון איננה מקרית. סקירה שיטתית ומטא-אנליזה רחבה מצאו שמבוגרים עם מוגבלות נמצאים בסיכון גבוה משמעותית לחוות אלימות בהשוואה למבוגרים ללא מוגבלות, ושדווקא אנשים עם מוגבלות המלווה בקושי תקשורתי או קוגניטיבי חשופים יותר (Hughes et al., 2012). הנתון הזה מסביר מדוע שאלת ההגנה כל כך נוקבת כשמדובר באנשים על הרצף.</w:t>
+        <w:t>הנושא שבחרתי להעמיק בו צמח ישירות מהעבודה שלנו על מעון בני ציון, המתח בין החובה להגן על אדם עם אוטיזם לבין הזכות שלו להחליט על חייו. המתח הזה איננו רק שאלה מוסרית מופשטת, הוא עומד בבסיס המעבר שהאמנה הבינלאומית בדבר זכויותיהם של אנשים עם מוגבלות חוללה, ממודל שראה באדם עם מוגבלות מושא לטיפול ולהגנה אל מודל שרואה בו נושא זכויות ובעל כשירות משפטית שווה. במילים אחרות, השאלה כבר איננה רק כמה להגן, אלא איך להגן בלי לשלול מהאדם את מעמדו כמי שמחליט על חייו.</w:t>
       </w:r>
     </w:p>
     <w:p>
@@ -348,7 +384,7 @@
           <w:szCs w:val="24"/>
           <w:rtl w:val="1"/>
         </w:rPr>
-        <w:t>הפיתוי המובן הוא להסיק שאם הסיכון גבוה, יש להגן יותר, ולעיתים גם להחליט במקום. כאן נכנס הממצא שהפתיע אותי. מחקר איכותני שהקשיב ישירות למבוגרים אוטיסטים עם מוגבלות שכלית מצא שאוטונומיה, מבחינתם, פירושה "להיות מי שאני", ושבחירה ושליטה על החיים אינן מנוגדות לתחושת ביטחון אלא תנאי לה. אותם משתתפים תיארו סביבה בטוחה כזו שמאפשרת להם לתקשר בדרך שלהם ולהחזיק שליטה, ולא כזו ששומרת עליהם על ידי צמצום הבחירות שלהם (Ryan et al., 2024). במילים אחרות, הגנה שמוחקת את הרצון של האדם פוגעת בו גם היא.</w:t>
+        <w:t>נקודת המוצא היא שהחשיפה לסיכון איננה מקרית. סקירה שיטתית ומטא-אנליזה רחבה מצאו שמבוגרים עם מוגבלות נמצאים בסיכון גבוה משמעותית לחוות אלימות בהשוואה למבוגרים ללא מוגבלות, ושדווקא אנשים עם מוגבלות המלווה בקושי תקשורתי או קוגניטיבי חשופים יותר (Hughes et al., 2012). הממצא הזה חשוב במיוחד למי שנמצא על הרצף, משום שהקושי לתקשר את הפגיעה, לזהות אותה כפגיעה או להתלונן עליה הוא בדיוק מה שהופך את האדם למטרה קלה. כאן ההגנה איננה מותרות, היא הכרח.</w:t>
       </w:r>
     </w:p>
     <w:p>
@@ -366,7 +402,7 @@
           <w:szCs w:val="24"/>
           <w:rtl w:val="1"/>
         </w:rPr>
-        <w:t>ההשלכה המעשית של המתח הזה מתבררת בעבודה של אנשי המקצוע בשטח. מחקר ישראלי שבחן תפיסות ושיקולים של עובדות סוציאליות בתהליכי מינוי אפוטרופסות מול קבלת החלטות נתמכת מצא שהבחירה בין השתיים רחוקה מלהיות טכנית, ושהיא נשענת על עמדות עמוקות לגבי מסוגלות, סיכון ואחריות. הכותבות מציעות לעבור מברירת המחדל של אפוטרופסות אל מודל של תמיכה, שבו האדם נשאר בעל ההחלטה ומקבל סביבו מעגל שמסייע לו להבין ולשקול (הולר וורנר, 2025). הגישה הזאת שוברת את הקישור האוטומטי בין קושי בקבלת החלטות לבין שלילת הזכות להחליט.</w:t>
+        <w:t>הפיתוי המובן הוא להסיק שאם הסיכון כה גבוה, יש להגן יותר, ולעיתים גם להחליט במקום האדם. דווקא כאן למדתי לעצור. ההיגיון שאומר "הוא לא מסוגל להחליט, לכן נחליט בשבילו" הוא אותו היגיון שאפשר את מה שקרה בבני ציון, שם ההנחה שהדיירים חסרי יכולת הצדיקה שליטה מוחלטת בחייהם. ההגנה והשליטה נראו כאותו דבר, וזו הייתה הטעות.</w:t>
       </w:r>
     </w:p>
     <w:p>
@@ -384,7 +420,43 @@
           <w:szCs w:val="24"/>
           <w:rtl w:val="1"/>
         </w:rPr>
-        <w:t>כשמצרפים את שלושת המקורות מתקבלת עמדה שאני לוקחת איתי. הגנה איננה מנוגדת לאוטונומיה, היא אמורה לשרת אותה. מוגנות ראויה מצמצמת סיכון בלי לצמצם את האדם, ואילו מוגנות שמשתיקה את מי שהיא אמורה לשמור עליו הופכת בעצמה לסיכון, בדיוק כפי שקרה בבני ציון. הקושי הוא שאין קו ברור שמפריד בין השניים, וכל מקרה דורש שיקול דעת מחדש. מבחינתי המשמעות היא לבנות יחד עם האדם עם האוטיזם את הכלים, הניסיון והביטחון שיאפשרו לו להחליט, במקום להחליט בשבילו כברירת מחדל.</w:t>
+        <w:t>הממצא שהפך לי את המבט הגיע ממחקר איכותני שהקשיב ישירות למבוגרים אוטיסטים עם מוגבלות שכלית. עבורם אוטונומיה פירושה "להיות מי שאני", ובחירה ושליטה על החיים אינן מנוגדות לתחושת ביטחון אלא תנאי לה. המשתתפים תיארו סביבה בטוחה ככזו שמאפשרת להם לתקשר בדרך שלהם ולהחזיק שליטה על מה שקורה להם, ולא ככזו ששומרת עליהם באמצעות צמצום הבחירות שלהם (Ryan et al., 2024). זו הייתה עבורי הוכחה ששני הצדדים של המתח לא באמת עומדים זה מול זה, ושדווקא מי שחווים את המוגבלות מבפנים מבקשים הגנה שלא באה על חשבון הקול שלהם.</w:t>
+      </w:r>
+    </w:p>
+    <w:p>
+      <w:pPr>
+        <w:bidi w:val="1"/>
+        <w:spacing w:line="360" w:lineRule="auto" w:after="160"/>
+        <w:jc w:val="both"/>
+      </w:pPr>
+      <w:r>
+        <w:rPr>
+          <w:rFonts w:ascii="David" w:hAnsi="David" w:cs="David"/>
+          <w:b w:val="0"/>
+          <w:i w:val="0"/>
+          <w:sz w:val="24"/>
+          <w:szCs w:val="24"/>
+          <w:rtl w:val="1"/>
+        </w:rPr>
+        <w:t>ההשלכה המעשית מתבררת בעבודה של אנשי המקצוע בשטח. מחקר ישראלי שבחן תפיסות ושיקולים של עובדות סוציאליות בתהליכי מינוי אפוטרופסות מול קבלת החלטות נתמכת מצא שהבחירה בין השתיים רחוקה מלהיות טכנית, ושהיא נשענת על עמדות עמוקות של אנשי המקצוע לגבי מסוגלות, סיכון ואחריות. הכותבות מציעות לעבור מברירת המחדל של אפוטרופסות, שמעבירה את מלוא ההחלטה לידי אחר, אל מודל של תמיכה שבו האדם נשאר בעל ההחלטה ומקבל סביבו מעגל שעוזר לו להבין, לשקול ולבחור (הולר וורנר, 2025). הגישה הזאת שוברת את הקישור האוטומטי בין קושי בקבלת החלטות לבין שלילת הזכות להחליט, קישור שעמד בבסיס המודל הישן.</w:t>
+      </w:r>
+    </w:p>
+    <w:p>
+      <w:pPr>
+        <w:bidi w:val="1"/>
+        <w:spacing w:line="360" w:lineRule="auto" w:after="160"/>
+        <w:jc w:val="both"/>
+      </w:pPr>
+      <w:r>
+        <w:rPr>
+          <w:rFonts w:ascii="David" w:hAnsi="David" w:cs="David"/>
+          <w:b w:val="0"/>
+          <w:i w:val="0"/>
+          <w:sz w:val="24"/>
+          <w:szCs w:val="24"/>
+          <w:rtl w:val="1"/>
+        </w:rPr>
+        <w:t>כשמצרפים את שלושת המקורות מתקבלת עמדה שאני לוקחת איתי. הגנה איננה מנוגדת לאוטונומיה, היא אמורה לשרת אותה. מוגנות ראויה מצמצמת סיכון בלי לצמצם את האדם, ואילו מוגנות שמשתיקה את מי שהיא אמורה לשמור עליו הופכת בעצמה לסיכון, בדיוק כפי שקרה בבני ציון. הקושי הוא שאין קו ברור שמפריד בין השניים, וכל מקרה דורש שיקול דעת מחדש. הכרעה שמתאימה לאדם אחד עלולה להיות שגויה לחלוטין עבור אחר, וזה מה שהופך את העבודה הזאת לתובענית כל כך. מבחינתי המשמעות היא לבנות יחד עם האדם עם האוטיזם את הכלים, הניסיון והביטחון שיאפשרו לו להחליט, במקום להחליט בשבילו כברירת מחדל. זו הגנה שמכבדת את מי שהיא מיועדת לו.</w:t>
       </w:r>
     </w:p>
     <w:p>

--- a/מוגבלות_וסיכון_רפלקציה_מרים.docx
+++ b/מוגבלות_וסיכון_רפלקציה_מרים.docx
@@ -384,7 +384,7 @@
           <w:szCs w:val="24"/>
           <w:rtl w:val="1"/>
         </w:rPr>
-        <w:t>נקודת המוצא היא שהחשיפה לסיכון איננה מקרית. סקירה שיטתית ומטא-אנליזה רחבה מצאו שמבוגרים עם מוגבלות נמצאים בסיכון גבוה משמעותית לחוות אלימות בהשוואה למבוגרים ללא מוגבלות, ושדווקא אנשים עם מוגבלות המלווה בקושי תקשורתי או קוגניטיבי חשופים יותר (Hughes et al., 2012). הממצא הזה חשוב במיוחד למי שנמצא על הרצף, משום שהקושי לתקשר את הפגיעה, לזהות אותה כפגיעה או להתלונן עליה הוא בדיוק מה שהופך את האדם למטרה קלה. כאן ההגנה איננה מותרות, היא הכרח.</w:t>
+        <w:t>נקודת המוצא היא שהחשיפה לסיכון איננה מקרית. סקירה שיטתית ומטא-אנליזה רחבה מצאו שמבוגרים עם מוגבלות נמצאים בסיכון גבוה משמעותית לחוות אלימות בהשוואה למבוגרים ללא מוגבלות, ושאנשים עם מוגבלות נפשית עלולים להיות פגיעים במיוחד (Hughes et al., 2012). הממצא הזה חשוב במיוחד למי שנמצא על הרצף, משום שהקושי לתקשר את הפגיעה, לזהות אותה כפגיעה או להתלונן עליה הוא בדיוק מה שהופך את האדם למטרה קלה. כאן ההגנה איננה מותרות, היא הכרח.</w:t>
       </w:r>
     </w:p>
     <w:p>
@@ -438,7 +438,7 @@
           <w:szCs w:val="24"/>
           <w:rtl w:val="1"/>
         </w:rPr>
-        <w:t>ההשלכה המעשית מתבררת בעבודה של אנשי המקצוע בשטח. מחקר ישראלי שבחן תפיסות ושיקולים של עובדות סוציאליות בתהליכי מינוי אפוטרופסות מול קבלת החלטות נתמכת מצא שהבחירה בין השתיים רחוקה מלהיות טכנית, ושהיא נשענת על עמדות עמוקות של אנשי המקצוע לגבי מסוגלות, סיכון ואחריות. הכותבות מציעות לעבור מברירת המחדל של אפוטרופסות, שמעבירה את מלוא ההחלטה לידי אחר, אל מודל של תמיכה שבו האדם נשאר בעל ההחלטה ומקבל סביבו מעגל שעוזר לו להבין, לשקול ולבחור (הולר וורנר, 2025). הגישה הזאת שוברת את הקישור האוטומטי בין קושי בקבלת החלטות לבין שלילת הזכות להחליט, קישור שעמד בבסיס המודל הישן.</w:t>
+        <w:t>ההשלכה המעשית מתבררת בעבודה של אנשי המקצוע בשטח. מחקר ישראלי שבחן תפיסות ושיקולים של עובדות סוציאליות בתהליכי מינוי אפוטרופסות מול קבלת החלטות נתמכת מצא שלמרות תיקון 18 לחוק הכשרות המשפטית משנת 2016, שנועד לצמצם את השימוש באפוטרופסות ולקדם חלופות כמו קבלת החלטות נתמכת, נותר פער בין חזון הרפורמה לבין הפרקטיקה בשטח. הבחירה בין אפוטרופסות לתמיכה רחוקה מלהיות טכנית, והיא נשענת על תפיסות של אנשי המקצוע לגבי אבחון האדם, רמת התפקוד שלו ורצונו, ועל מטרות של מניעת סיכון וקידום איכות חיים. הכותבות ממליצות על שינוי בהכשרה ובמדיניות שיאפשר מעבר ממודל האפוטרופסות אל מודל של תמיכה, שבו האדם נשאר בעל ההחלטה ומקבל סביבו מעגל שעוזר לו להבין, לשקול ולבחור (הולר וורנר, 2025). הגישה הזאת שוברת את הקישור האוטומטי בין קושי בקבלת החלטות לבין שלילת הזכות להחליט, קישור שעמד בבסיס המודל הישן.</w:t>
       </w:r>
     </w:p>
     <w:p>
@@ -498,7 +498,7 @@
           <w:szCs w:val="24"/>
           <w:rtl w:val="1"/>
         </w:rPr>
-        <w:t xml:space="preserve">הולר, ר', וורנר, ש' (2025). תפיסות ושיקולים של עובדות סוציאליות בתהליכי מינוי אפוטרופסות וקבלת החלטות נתמכת בקרב אנשים עם מוגבלות. </w:t>
+        <w:t xml:space="preserve">הולר, ר', וורנר, ש' (2025). תפיסות ושיקולים של עובדות סוציאליות בתהליכי מינוי של אפוטרופסות וקבלת החלטות נתמכת בקרב אנשים עם מוגבלויות: המלצות להכשרה ולמדיניות. </w:t>
       </w:r>
       <w:r>
         <w:rPr>

--- a/מוגבלות_וסיכון_רפלקציה_מרים.docx
+++ b/מוגבלות_וסיכון_רפלקציה_מרים.docx
@@ -367,6 +367,24 @@
           <w:rtl w:val="1"/>
         </w:rPr>
         <w:t>הנושא שבחרתי להעמיק בו צמח ישירות מהעבודה שלנו על מעון בני ציון, המתח בין החובה להגן על אדם עם אוטיזם לבין הזכות שלו להחליט על חייו. המתח הזה איננו רק שאלה מוסרית מופשטת, הוא עומד בבסיס המעבר שהאמנה הבינלאומית בדבר זכויותיהם של אנשים עם מוגבלות חוללה, ממודל שראה באדם עם מוגבלות מושא לטיפול ולהגנה אל מודל שרואה בו נושא זכויות ובעל כשירות משפטית שווה. במילים אחרות, השאלה כבר איננה רק כמה להגן, אלא איך להגן בלי לשלול מהאדם את מעמדו כמי שמחליט על חייו.</w:t>
+      </w:r>
+    </w:p>
+    <w:p>
+      <w:pPr>
+        <w:bidi w:val="1"/>
+        <w:spacing w:line="360" w:lineRule="auto" w:after="160"/>
+        <w:jc w:val="both"/>
+      </w:pPr>
+      <w:r>
+        <w:rPr>
+          <w:rFonts w:ascii="David" w:hAnsi="David" w:cs="David"/>
+          <w:b w:val="0"/>
+          <w:i w:val="0"/>
+          <w:sz w:val="24"/>
+          <w:szCs w:val="24"/>
+          <w:rtl w:val="1"/>
+        </w:rPr>
+        <w:t>הבחירה בנושא נשענת ישירות על מה שלמדנו בקורס. כבר בשיעור הראשון הציגה קרן את הקשר בין מוגבלות לסיכון, ואת הנתונים שלפיהם אנשים עם מוגבלות נמצאים בסיכון מוגבר להתעללות, שחלק ניכר מהפגיעות מתרחש דווקא בתוך מסגרות טיפוליות, ושהמוגבלות עצמה מקשה על הדיווח ועל החקירה. לצד אלה למדנו על מגוון הסיכונים שאליהם חשופים אנשים עם מוגבלות, מהתעללות מילולית ופיזית ועד הזנחה, פגיעה מינית וניצול. המסר שחזר לאורך כל הקורס היה שהסיכון אינו תכונה של האדם אלא נוצר במפגש בינו לבין סביבה שאינה מותאמת ובתלות שלו באחרים. דווקא ההבנה הזאת מחייבת לשאול לא רק כמה להגן, אלא איך להגן בלי לרוקן את האוטונומיה של האדם, וזו נקודת המוצא שממנה יצאתי אל המקורות.</w:t>
       </w:r>
     </w:p>
     <w:p>

--- a/מוגבלות_וסיכון_רפלקציה_מרים.docx
+++ b/מוגבלות_וסיכון_רפלקציה_מרים.docx
@@ -456,6 +456,24 @@
           <w:szCs w:val="24"/>
           <w:rtl w:val="1"/>
         </w:rPr>
+        <w:t>ההקשבה הזאת דורשת שנלמד לפרש גם את מה שאנשים על הרצף אומרים בלי מילים. מחקר עדכני שעסק בהתנהגויות מאתגרות בקרב ילדים עם אוטיזם הראה שהתנהגות היא לא פעם "קול", דרך תקשורת שמאותתת על מצוקה או על כאב שאין לו ביטוי מילולי, ולכן היא מזמינה פענוח וחיפוש אחר הסיבה ולא השתקה. בבני ציון ההתנהגות של הדיירים נתפסה כבעיה שיש לדכא במקום כמסר שיש להקשיב לו, וזה בדיוק ההיפך מהגנה. לראות בהתנהגות קול הוא תנאי לזיהוי מוקדם של פגיעה ולשמירה על כבודו של האדם (רודריגז ברנע, 2025).</w:t>
+      </w:r>
+    </w:p>
+    <w:p>
+      <w:pPr>
+        <w:bidi w:val="1"/>
+        <w:spacing w:line="360" w:lineRule="auto" w:after="160"/>
+        <w:jc w:val="both"/>
+      </w:pPr>
+      <w:r>
+        <w:rPr>
+          <w:rFonts w:ascii="David" w:hAnsi="David" w:cs="David"/>
+          <w:b w:val="0"/>
+          <w:i w:val="0"/>
+          <w:sz w:val="24"/>
+          <w:szCs w:val="24"/>
+          <w:rtl w:val="1"/>
+        </w:rPr>
         <w:t>ההשלכה המעשית מתבררת בעבודה של אנשי המקצוע בשטח. מחקר ישראלי שבחן תפיסות ושיקולים של עובדות סוציאליות בתהליכי מינוי אפוטרופסות מול קבלת החלטות נתמכת מצא שלמרות תיקון 18 לחוק הכשרות המשפטית משנת 2016, שנועד לצמצם את השימוש באפוטרופסות ולקדם חלופות כמו קבלת החלטות נתמכת, נותר פער בין חזון הרפורמה לבין הפרקטיקה בשטח. הבחירה בין אפוטרופסות לתמיכה רחוקה מלהיות טכנית, והיא נשענת על תפיסות של אנשי המקצוע לגבי אבחון האדם, רמת התפקוד שלו ורצונו, ועל מטרות של מניעת סיכון וקידום איכות חיים. הכותבות ממליצות על שינוי בהכשרה ובמדיניות שיאפשר מעבר ממודל האפוטרופסות אל מודל של תמיכה, שבו האדם נשאר בעל ההחלטה ומקבל סביבו מעגל שעוזר לו להבין, לשקול ולבחור (הולר וורנר, 2025). הגישה הזאת שוברת את הקישור האוטומטי בין קושי בקבלת החלטות לבין שלילת הזכות להחליט, קישור שעמד בבסיס המודל הישן.</w:t>
       </w:r>
     </w:p>
@@ -581,6 +599,71 @@
           <w:szCs w:val="24"/>
           <w:rtl w:val="1"/>
         </w:rPr>
+        <w:t xml:space="preserve">רודריגז ברנע, ע' (2025). "התנהגות כקול": סקירת בעיות רפואיות נלוות המתבטאות בהתנהגויות מאתגרות בקרב ילדים עם אוטיזם וההתערבויות הטיפוליות. </w:t>
+      </w:r>
+      <w:r>
+        <w:rPr>
+          <w:rFonts w:ascii="David" w:hAnsi="David" w:cs="David"/>
+          <w:b w:val="0"/>
+          <w:i/>
+          <w:sz w:val="24"/>
+          <w:szCs w:val="24"/>
+          <w:rtl w:val="1"/>
+        </w:rPr>
+        <w:t>מוגבלות וחברה: מחקר ופרקטיקה, 5</w:t>
+      </w:r>
+      <w:r>
+        <w:rPr>
+          <w:rFonts w:ascii="David" w:hAnsi="David" w:cs="David"/>
+          <w:b w:val="0"/>
+          <w:i w:val="0"/>
+          <w:sz w:val="24"/>
+          <w:szCs w:val="24"/>
+          <w:rtl w:val="1"/>
+        </w:rPr>
+        <w:t>, 101-132.</w:t>
+      </w:r>
+      <w:r>
+        <w:rPr>
+          <w:rFonts w:ascii="David" w:hAnsi="David" w:cs="David"/>
+          <w:b w:val="0"/>
+          <w:i w:val="0"/>
+          <w:sz w:val="24"/>
+          <w:szCs w:val="24"/>
+          <w:rtl w:val="1"/>
+        </w:rPr>
+        <w:t xml:space="preserve"> </w:t>
+      </w:r>
+      <w:hyperlink r:id="rId10">
+        <w:r>
+          <w:rPr>
+            <w:rFonts w:ascii="David" w:hAnsi="David" w:cs="David"/>
+            <w:sz w:val="24"/>
+            <w:szCs w:val="24"/>
+            <w:color w:val="0563C1"/>
+            <w:u w:val="single"/>
+            <w:rtl w:val="1"/>
+          </w:rPr>
+          <w:t xml:space="preserve">https://kb.beitissie.org.il/digital/%D7%9E%D7%95%D7%92%D7%91%D7%9C%D7%95%D7%AA-%D7%95%D7%97%D7%91%D7%A8%D7%94_%D7%9E%D7%94%D7%93%D7%95%D7%A8%D7%94-%D7%93%D7%99%D7%92%D7%99%D7%98%D7%9C%D7%99%D7%AA_%D7%92%D7%99%D7%9C%D7%99%D7%95%D7%9F-5/</w:t>
+        </w:r>
+      </w:hyperlink>
+    </w:p>
+    <w:p>
+      <w:pPr>
+        <w:bidi w:val="1"/>
+        <w:spacing w:line="360" w:lineRule="auto" w:after="200"/>
+        <w:ind w:left="720" w:hanging="720"/>
+        <w:jc w:val="both"/>
+      </w:pPr>
+      <w:r>
+        <w:rPr>
+          <w:rFonts w:ascii="David" w:hAnsi="David" w:cs="David"/>
+          <w:b w:val="0"/>
+          <w:i w:val="0"/>
+          <w:sz w:val="24"/>
+          <w:szCs w:val="24"/>
+          <w:rtl w:val="1"/>
+        </w:rPr>
         <w:t xml:space="preserve">Hughes, K., Bellis, M. A., Jones, L., Wood, S., Bates, G., Eckley, L., … Officer, A. (2012). Prevalence and risk of violence against adults with disabilities: A systematic review and meta-analysis of observational studies. </w:t>
       </w:r>
       <w:r>
@@ -616,7 +699,7 @@
         </w:rPr>
         <w:t xml:space="preserve"> </w:t>
       </w:r>
-      <w:hyperlink r:id="rId10">
+      <w:hyperlink r:id="rId11">
         <w:r>
           <w:rPr>
             <w:rFonts w:ascii="David" w:hAnsi="David" w:cs="David"/>
@@ -681,7 +764,7 @@
         </w:rPr>
         <w:t xml:space="preserve"> </w:t>
       </w:r>
-      <w:hyperlink r:id="rId11">
+      <w:hyperlink r:id="rId12">
         <w:r>
           <w:rPr>
             <w:rFonts w:ascii="David" w:hAnsi="David" w:cs="David"/>

--- a/מוגבלות_וסיכון_רפלקציה_מרים.docx
+++ b/מוגבלות_וסיכון_רפלקציה_מרים.docx
@@ -140,7 +140,7 @@
           <w:szCs w:val="26"/>
           <w:rtl w:val="1"/>
         </w:rPr>
-        <w:t>מגישה: מרים ___________________</w:t>
+        <w:t>מגישה: מרים אלאעסם</w:t>
       </w:r>
     </w:p>
     <w:p>
@@ -158,7 +158,7 @@
           <w:szCs w:val="26"/>
           <w:rtl w:val="1"/>
         </w:rPr>
-        <w:t>ת.ז: ___________________</w:t>
+        <w:t>ת.ז: 211455274</w:t>
       </w:r>
     </w:p>
     <w:p>

--- a/מוגבלות_וסיכון_רפלקציה_מרים.docx
+++ b/מוגבלות_וסיכון_רפלקציה_מרים.docx
@@ -21,36 +21,42 @@
     </w:p>
     <w:p>
       <w:pPr>
-        <w:bidi w:val="1"/>
-        <w:spacing w:line="360" w:lineRule="auto" w:after="0"/>
+        <w:spacing w:after="200"/>
         <w:jc w:val="center"/>
       </w:pPr>
       <w:r>
-        <w:rPr>
-          <w:rFonts w:ascii="David" w:hAnsi="David" w:cs="David"/>
-          <w:b w:val="0"/>
-          <w:i w:val="0"/>
-          <w:sz w:val="24"/>
-          <w:szCs w:val="24"/>
-          <w:rtl w:val="1"/>
-        </w:rPr>
-      </w:r>
-    </w:p>
-    <w:p>
-      <w:pPr>
-        <w:bidi w:val="1"/>
-        <w:spacing w:line="360" w:lineRule="auto" w:after="0"/>
-        <w:jc w:val="center"/>
-      </w:pPr>
-      <w:r>
-        <w:rPr>
-          <w:rFonts w:ascii="David" w:hAnsi="David" w:cs="David"/>
-          <w:b w:val="0"/>
-          <w:i w:val="0"/>
-          <w:sz w:val="24"/>
-          <w:szCs w:val="24"/>
-          <w:rtl w:val="1"/>
-        </w:rPr>
+        <w:drawing>
+          <wp:inline xmlns:a="http://schemas.openxmlformats.org/drawingml/2006/main" xmlns:pic="http://schemas.openxmlformats.org/drawingml/2006/picture">
+            <wp:extent cx="1554480" cy="1554480"/>
+            <wp:docPr id="1" name="Picture 1"/>
+            <wp:cNvGraphicFramePr>
+              <a:graphicFrameLocks noChangeAspect="1"/>
+            </wp:cNvGraphicFramePr>
+            <a:graphic>
+              <a:graphicData uri="http://schemas.openxmlformats.org/drawingml/2006/picture">
+                <pic:pic>
+                  <pic:nvPicPr>
+                    <pic:cNvPr id="0" name="4ea60982-IMG_7642.jpeg"/>
+                    <pic:cNvPicPr/>
+                  </pic:nvPicPr>
+                  <pic:blipFill>
+                    <a:blip r:embed="rId9"/>
+                    <a:stretch>
+                      <a:fillRect/>
+                    </a:stretch>
+                  </pic:blipFill>
+                  <pic:spPr>
+                    <a:xfrm>
+                      <a:off x="0" y="0"/>
+                      <a:ext cx="1554480" cy="1554480"/>
+                    </a:xfrm>
+                    <a:prstGeom prst="rect"/>
+                  </pic:spPr>
+                </pic:pic>
+              </a:graphicData>
+            </a:graphic>
+          </wp:inline>
+        </w:drawing>
       </w:r>
     </w:p>
     <w:p>
@@ -569,7 +575,7 @@
         </w:rPr>
         <w:t xml:space="preserve"> </w:t>
       </w:r>
-      <w:hyperlink r:id="rId9">
+      <w:hyperlink r:id="rId10">
         <w:r>
           <w:rPr>
             <w:rFonts w:ascii="David" w:hAnsi="David" w:cs="David"/>
@@ -634,7 +640,7 @@
         </w:rPr>
         <w:t xml:space="preserve"> </w:t>
       </w:r>
-      <w:hyperlink r:id="rId10">
+      <w:hyperlink r:id="rId11">
         <w:r>
           <w:rPr>
             <w:rFonts w:ascii="David" w:hAnsi="David" w:cs="David"/>
@@ -699,7 +705,7 @@
         </w:rPr>
         <w:t xml:space="preserve"> </w:t>
       </w:r>
-      <w:hyperlink r:id="rId11">
+      <w:hyperlink r:id="rId12">
         <w:r>
           <w:rPr>
             <w:rFonts w:ascii="David" w:hAnsi="David" w:cs="David"/>
@@ -764,7 +770,7 @@
         </w:rPr>
         <w:t xml:space="preserve"> </w:t>
       </w:r>
-      <w:hyperlink r:id="rId12">
+      <w:hyperlink r:id="rId13">
         <w:r>
           <w:rPr>
             <w:rFonts w:ascii="David" w:hAnsi="David" w:cs="David"/>

--- a/מוגבלות_וסיכון_רפלקציה_מרים.docx
+++ b/מוגבלות_וסיכון_רפלקציה_מרים.docx
@@ -336,7 +336,102 @@
           <w:szCs w:val="28"/>
           <w:rtl w:val="1"/>
         </w:rPr>
-        <w:t>חלק ב: העמקה בנושא מרכזי מהקורס</w:t>
+        <w:t>חלק ב: תובנות מרכזיות מהקורס</w:t>
+      </w:r>
+    </w:p>
+    <w:p>
+      <w:pPr>
+        <w:bidi w:val="1"/>
+        <w:spacing w:line="360" w:lineRule="auto" w:after="160"/>
+        <w:jc w:val="both"/>
+      </w:pPr>
+      <w:r>
+        <w:rPr>
+          <w:rFonts w:ascii="David" w:hAnsi="David" w:cs="David"/>
+          <w:b w:val="0"/>
+          <w:i w:val="0"/>
+          <w:sz w:val="24"/>
+          <w:szCs w:val="24"/>
+          <w:rtl w:val="1"/>
+        </w:rPr>
+        <w:t>התובנה הראשונה והחשובה שאני יוצאת איתה היא שסיכון הוא מושג יחסי. הוא לא נמצא בתוך האדם עם המוגבלות אלא בתוך הרווח שבין הצרכים שלו לבין מה שהסביבה מוכנה או מסוגלת לתת. פעם ראיתי ילד עם לקות ואמרתי לעצמי שהוא בסיכון בגלל הלקות. היום אני שואלת מה במרחב סביבו יוצר את הסיכון, מה חסר לו, מה חוסם אותו, ומי לא רואה אותו. השינוי הזה נשמע קטן אבל הוא מזיז את כל האחריות ממקום למקום.</w:t>
+      </w:r>
+    </w:p>
+    <w:p>
+      <w:pPr>
+        <w:bidi w:val="1"/>
+        <w:spacing w:line="360" w:lineRule="auto" w:after="160"/>
+        <w:jc w:val="both"/>
+      </w:pPr>
+      <w:r>
+        <w:rPr>
+          <w:rFonts w:ascii="David" w:hAnsi="David" w:cs="David"/>
+          <w:b w:val="0"/>
+          <w:i w:val="0"/>
+          <w:sz w:val="24"/>
+          <w:szCs w:val="24"/>
+          <w:rtl w:val="1"/>
+        </w:rPr>
+        <w:t>תובנה שנייה נוגעת לרמות שבהן צריך להסתכל. הקורס לימד אותי לא לעצור ברמת האדם אלא לבחון גם את המשפחה, את המערכת ואת החברה שמסביב. אותו מקרה נראה אחרת לגמרי כשמפרקים אותו לרמות האלה, ופתאום מתברר שהמענה לא יכול להיות רק טיפול באדם עצמו. לעיתים מה שצריך לשנות הוא דווקא נוהל של מסגרת או עמדה חברתית שמחלחלת פנימה בלי שנשים לב.</w:t>
+      </w:r>
+    </w:p>
+    <w:p>
+      <w:pPr>
+        <w:bidi w:val="1"/>
+        <w:spacing w:line="360" w:lineRule="auto" w:after="160"/>
+        <w:jc w:val="both"/>
+      </w:pPr>
+      <w:r>
+        <w:rPr>
+          <w:rFonts w:ascii="David" w:hAnsi="David" w:cs="David"/>
+          <w:b w:val="0"/>
+          <w:i w:val="0"/>
+          <w:sz w:val="24"/>
+          <w:szCs w:val="24"/>
+          <w:rtl w:val="1"/>
+        </w:rPr>
+        <w:t>תובנה שלישית היא שזיהוי מוקדם של פגיעה תלוי כמעט לגמרי ביכולת שלנו להקשיב. אנשים עם מוגבלות, ובמיוחד מי שמתקשה בתקשורת, מסמנים מצוקה בדרכים שאינן תמיד מילוליות, ואם איננו יודעים לקרוא אותן הפגיעה נמשכת בשקט. למדתי שהקשבה איננה רק נימוס אלא כלי מקצועי ממשי, אולי הכלי החשוב ביותר שיש לי.</w:t>
+      </w:r>
+    </w:p>
+    <w:p>
+      <w:pPr>
+        <w:bidi w:val="1"/>
+        <w:spacing w:line="360" w:lineRule="auto" w:after="160"/>
+        <w:jc w:val="both"/>
+      </w:pPr>
+      <w:r>
+        <w:rPr>
+          <w:rFonts w:ascii="David" w:hAnsi="David" w:cs="David"/>
+          <w:b w:val="0"/>
+          <w:i w:val="0"/>
+          <w:sz w:val="24"/>
+          <w:szCs w:val="24"/>
+          <w:rtl w:val="1"/>
+        </w:rPr>
+        <w:t>התובנה האחרונה נוגעת אליי עצמי. הבנתי שאני, כאשת מקצוע, חלק מהמערכת שאני מנתחת, ושהעמדות והנטיות שלי משפיעות על מה שאני רואה ועל מה שאני מפספסת. הנטייה שלי להגן, גם כשהיא באה ממקום טוב, יכולה להשתיק את מי שאני אמורה לשרת. לכן אני מסיימת את הקורס עם מחויבות לבדוק את עצמי לא פחות מאשר את המקרה שמולי.</w:t>
+      </w:r>
+    </w:p>
+    <w:p>
+      <w:r>
+        <w:br w:type="page"/>
+      </w:r>
+    </w:p>
+    <w:p>
+      <w:pPr>
+        <w:bidi w:val="1"/>
+        <w:spacing w:line="360" w:lineRule="auto" w:after="200"/>
+        <w:jc w:val="right"/>
+      </w:pPr>
+      <w:r>
+        <w:rPr>
+          <w:rFonts w:ascii="David" w:hAnsi="David" w:cs="David"/>
+          <w:b/>
+          <w:i w:val="0"/>
+          <w:sz w:val="28"/>
+          <w:szCs w:val="28"/>
+          <w:rtl w:val="1"/>
+        </w:rPr>
+        <w:t>חלק ג: העמקה בנושא מרכזי מהקורס</w:t>
       </w:r>
     </w:p>
     <w:p>

--- a/מוגבלות_וסיכון_רפלקציה_מרים.docx
+++ b/מוגבלות_וסיכון_רפלקציה_מרים.docx
@@ -336,7 +336,7 @@
           <w:szCs w:val="28"/>
           <w:rtl w:val="1"/>
         </w:rPr>
-        <w:t>חלק ב: תובנות מרכזיות מהקורס</w:t>
+        <w:t>חלק ב: תובנות משותפות</w:t>
       </w:r>
     </w:p>
     <w:p>
@@ -354,7 +354,7 @@
           <w:szCs w:val="24"/>
           <w:rtl w:val="1"/>
         </w:rPr>
-        <w:t>התובנה הראשונה והחשובה שאני יוצאת איתה היא שסיכון הוא מושג יחסי. הוא לא נמצא בתוך האדם עם המוגבלות אלא בתוך הרווח שבין הצרכים שלו לבין מה שהסביבה מוכנה או מסוגלת לתת. פעם ראיתי ילד עם לקות ואמרתי לעצמי שהוא בסיכון בגלל הלקות. היום אני שואלת מה במרחב סביבו יוצר את הסיכון, מה חסר לו, מה חוסם אותו, ומי לא רואה אותו. השינוי הזה נשמע קטן אבל הוא מזיז את כל האחריות ממקום למקום.</w:t>
+        <w:t>התובנה הראשונה שאנחנו לוקחות מהקורס ביחד היא ששתינו נכנסנו אליו עם אותה הנחה, שהגנה היא כל התפקיד, ושתפקידנו מול אדם עם מוגבלות הוא בעיקר לשמור עליו מפני העולם. הקורס פירק לנו את ההנחה הזאת. למדנו שהסיכון כמעט אף פעם לא נולד בתוך האדם, אלא נוצר במפגש בינו לבין סביבה שאינה מותאמת, ובתלות שלו באנשים שאמורים לתמוך בו. זו נקודה שהגענו אליה משתי דרכים שונות והיא חיברה בינינו.</w:t>
       </w:r>
     </w:p>
     <w:p>
@@ -372,7 +372,7 @@
           <w:szCs w:val="24"/>
           <w:rtl w:val="1"/>
         </w:rPr>
-        <w:t>תובנה שנייה נוגעת לרמות שבהן צריך להסתכל. הקורס לימד אותי לא לעצור ברמת האדם אלא לבחון גם את המשפחה, את המערכת ואת החברה שמסביב. אותו מקרה נראה אחרת לגמרי כשמפרקים אותו לרמות האלה, ופתאום מתברר שהמענה לא יכול להיות רק טיפול באדם עצמו. לעיתים מה שצריך לשנות הוא דווקא נוהל של מסגרת או עמדה חברתית שמחלחלת פנימה בלי שנשים לב.</w:t>
+        <w:t>העבודה המשותפת על המצגת "זה הילד שלי" ועל פרשת מעון בני ציון הפכה את זה למוחשי. כל אחת מאיתנו הסתכלה מזווית אחרת, מרים דרך המתח בין מוגנות לאוטונומיה והדיר דרך הפגיעוּת המגדרית ושתיקת הקורבן ה"שקוף", והגענו לאותה מסקנה. המסגרת שהייתה אמורה להגן הפכה בעצמה למקום של פגיעה, בין השאר משום שלא היו בה עיניים מבחוץ ולא היה קול לדיירים. גילינו שדווקא ההגנה הסגורה, זו שאין בה בחירה ואין בה שקיפות, היא שאפשרה את הפגיעה.</w:t>
       </w:r>
     </w:p>
     <w:p>
@@ -390,7 +390,7 @@
           <w:szCs w:val="24"/>
           <w:rtl w:val="1"/>
         </w:rPr>
-        <w:t>תובנה שלישית היא שזיהוי מוקדם של פגיעה תלוי כמעט לגמרי ביכולת שלנו להקשיב. אנשים עם מוגבלות, ובמיוחד מי שמתקשה בתקשורת, מסמנים מצוקה בדרכים שאינן תמיד מילוליות, ואם איננו יודעים לקרוא אותן הפגיעה נמשכת בשקט. למדתי שהקשבה איננה רק נימוס אלא כלי מקצועי ממשי, אולי הכלי החשוב ביותר שיש לי.</w:t>
+        <w:t>שתינו יצאנו עם חשד בריא כלפי התשובה הקלה. הגנה שמשתיקה את מי שהיא אמורה לשמור עליו הופכת בעצמה לסיכון, וזה נכון גם לאדם עם אוטיזם שמחליטים במקומו וגם לאישה עם מוגבלות שלא מאמינים לה כשהיא מספרת. השאלה המשותפת שאנחנו לוקחות איתנו איננה עוד איך אנחנו שומרות על האדם, אלא איך אנחנו עוזרות לו לשמור על עצמו, איך אנחנו מכניסות ידע, קול ובחירה בדיוק למקומות שבהם הכי קל להיעלם.</w:t>
       </w:r>
     </w:p>
     <w:p>
@@ -408,7 +408,7 @@
           <w:szCs w:val="24"/>
           <w:rtl w:val="1"/>
         </w:rPr>
-        <w:t>התובנה האחרונה נוגעת אליי עצמי. הבנתי שאני, כאשת מקצוע, חלק מהמערכת שאני מנתחת, ושהעמדות והנטיות שלי משפיעות על מה שאני רואה ועל מה שאני מפספסת. הנטייה שלי להגן, גם כשהיא באה ממקום טוב, יכולה להשתיק את מי שאני אמורה לשרת. לכן אני מסיימת את הקורס עם מחויבות לבדוק את עצמי לא פחות מאשר את המקרה שמולי.</w:t>
+        <w:t>מעבר לתוכן, המסע המשותף לימד אותנו גם משהו על עצם העבודה בזוג. שתי נקודות מבט על אותו מקרה נתנו לנו תמונה שאף אחת מאיתנו לא הייתה מגיעה אליה לבד. אנחנו מסיימות את הקורס עם פחות ביטחון בתשובות מוחלטות, עם יותר שאלות פתוחות, ועם החלטה לשים לב דווקא למי שקל לפספס.</w:t>
       </w:r>
     </w:p>
     <w:p>

--- a/מוגבלות_וסיכון_רפלקציה_מרים.docx
+++ b/מוגבלות_וסיכון_רפלקציה_מרים.docx
@@ -354,7 +354,7 @@
           <w:szCs w:val="24"/>
           <w:rtl w:val="1"/>
         </w:rPr>
-        <w:t>התובנה הראשונה שאנחנו לוקחות מהקורס ביחד היא ששתינו נכנסנו אליו עם אותה הנחה, שהגנה היא כל התפקיד, ושתפקידנו מול אדם עם מוגבלות הוא בעיקר לשמור עליו מפני העולם. הקורס פירק לנו את ההנחה הזאת. למדנו שהסיכון כמעט אף פעם לא נולד בתוך האדם, אלא נוצר במפגש בינו לבין סביבה שאינה מותאמת, ובתלות שלו באנשים שאמורים לתמוך בו. זו נקודה שהגענו אליה משתי דרכים שונות והיא חיברה בינינו.</w:t>
+        <w:t>כשאני מסתכלת אחורה על הסמסטר, התובנה המשותפת הראשונה שלנו היא ששתינו נכנסנו לקורס עם אותה טעות. חשבנו שלהגן זה כל התפקיד, ושכל מה שנדרש מאיתנו מול אדם עם מוגבלות הוא לעמוד בינו לבין הסכנה. הקורס הראה לנו שהסיכון איננו יושב באדם עצמו, אלא נבנה מהפער בינו לבין סביבה שלא נערכה עבורו ומהתלות שלו במי שאמור לתמוך בו. הגענו למסקנה הזאת מכיוונים שונים, וזה בדיוק מה שחיבר בינינו.</w:t>
       </w:r>
     </w:p>
     <w:p>
@@ -372,7 +372,7 @@
           <w:szCs w:val="24"/>
           <w:rtl w:val="1"/>
         </w:rPr>
-        <w:t>העבודה המשותפת על המצגת "זה הילד שלי" ועל פרשת מעון בני ציון הפכה את זה למוחשי. כל אחת מאיתנו הסתכלה מזווית אחרת, מרים דרך המתח בין מוגנות לאוטונומיה והדיר דרך הפגיעוּת המגדרית ושתיקת הקורבן ה"שקוף", והגענו לאותה מסקנה. המסגרת שהייתה אמורה להגן הפכה בעצמה למקום של פגיעה, בין השאר משום שלא היו בה עיניים מבחוץ ולא היה קול לדיירים. גילינו שדווקא ההגנה הסגורה, זו שאין בה בחירה ואין בה שקיפות, היא שאפשרה את הפגיעה.</w:t>
+        <w:t>המצגת שהכנו יחד על "זה הילד שלי" ועל פרשת בני ציון היא שהפכה את הרעיון למשהו מוחשי. אני התמקדתי במתח בין מוגנות לאוטונומיה, והדיר בפגיעוּת המגדרית ובשתיקת הקורבן, ובכל זאת נחתנו באותו מקום. בית שהיה אמור להגן הפך לזירת פגיעה, פשוט מפני שלא היו בו עיניים מבחוץ ולא היה קול לדיירים.</w:t>
       </w:r>
     </w:p>
     <w:p>
@@ -390,7 +390,7 @@
           <w:szCs w:val="24"/>
           <w:rtl w:val="1"/>
         </w:rPr>
-        <w:t>שתינו יצאנו עם חשד בריא כלפי התשובה הקלה. הגנה שמשתיקה את מי שהיא אמורה לשמור עליו הופכת בעצמה לסיכון, וזה נכון גם לאדם עם אוטיזם שמחליטים במקומו וגם לאישה עם מוגבלות שלא מאמינים לה כשהיא מספרת. השאלה המשותפת שאנחנו לוקחות איתנו איננה עוד איך אנחנו שומרות על האדם, אלא איך אנחנו עוזרות לו לשמור על עצמו, איך אנחנו מכניסות ידע, קול ובחירה בדיוק למקומות שבהם הכי קל להיעלם.</w:t>
+        <w:t>מכאן צמחה תובנה משותפת נוספת, חשד בריא כלפי הפתרון הקל. הגנה שמשתיקה את מי שהיא אמורה לשמור עליו הופכת בעצמה לסכנה, בין אם מדובר באדם עם אוטיזם שמחליטים במקומו ובין אם באישה שלא מאמינים לה. לכן שתינו מחליפות את השאלה "איך שומרים עליו" בשאלה "איך עוזרים לו לשמור על עצמו".</w:t>
       </w:r>
     </w:p>
     <w:p>
@@ -408,7 +408,7 @@
           <w:szCs w:val="24"/>
           <w:rtl w:val="1"/>
         </w:rPr>
-        <w:t>מעבר לתוכן, המסע המשותף לימד אותנו גם משהו על עצם העבודה בזוג. שתי נקודות מבט על אותו מקרה נתנו לנו תמונה שאף אחת מאיתנו לא הייתה מגיעה אליה לבד. אנחנו מסיימות את הקורס עם פחות ביטחון בתשובות מוחלטות, עם יותר שאלות פתוחות, ועם החלטה לשים לב דווקא למי שקל לפספס.</w:t>
+        <w:t>ולבסוף, עצם העבודה בשתיים לימדה אותנו משהו. שתי זוויות על אותו סיפור נתנו תמונה שאף אחת מאיתנו לא הייתה משיגה לבד. אנחנו יוצאות עם פחות ודאות, יותר שאלות פתוחות, והחלטה משותפת לשים לב דווקא למי שקל להתעלם ממנו.</w:t>
       </w:r>
     </w:p>
     <w:p>
